--- a/游戏模式研究/Aura/4.游戏模式.docx
+++ b/游戏模式研究/Aura/4.游戏模式.docx
@@ -44,10 +44,189 @@
       <w:pPr>
         <w:rPr>
           <w:rFonts w:hint="eastAsia"/>
-        </w:rPr>
-      </w:pPr>
+          <w:lang w:val="en-US" w:eastAsia="zh-CN"/>
+        </w:rPr>
+      </w:pPr>
+      <w:r>
+        <w:rPr>
+          <w:rFonts w:hint="eastAsia"/>
+          <w:lang w:val="en-US" w:eastAsia="zh-CN"/>
+        </w:rPr>
+        <w:t>创建GameModeBase的C++类，命名为AuraGameModeBase</w:t>
+      </w:r>
+    </w:p>
+    <w:p>
+      <w:pPr>
+        <w:rPr>
+          <w:rFonts w:hint="eastAsia"/>
+          <w:lang w:val="en-US" w:eastAsia="zh-CN"/>
+        </w:rPr>
+      </w:pPr>
+      <w:r>
+        <w:rPr>
+          <w:rFonts w:hint="eastAsia"/>
+          <w:lang w:val="en-US" w:eastAsia="zh-CN"/>
+        </w:rPr>
+        <w:t>然后创建BP类，</w:t>
+      </w:r>
+    </w:p>
+    <w:p>
+      <w:pPr>
+        <w:rPr>
+          <w:rFonts w:hint="default"/>
+          <w:lang w:val="en-US" w:eastAsia="zh-CN"/>
+        </w:rPr>
+      </w:pPr>
+      <w:r>
+        <w:rPr>
+          <w:rFonts w:hint="eastAsia"/>
+          <w:lang w:val="en-US" w:eastAsia="zh-CN"/>
+        </w:rPr>
+        <w:t>设置一下玩家控制器类和默认Pawn类</w:t>
+      </w:r>
+    </w:p>
+    <w:p>
+      <w:pPr>
+        <w:rPr>
+          <w:rFonts w:hint="eastAsia"/>
+          <w:lang w:val="en-US" w:eastAsia="zh-CN"/>
+        </w:rPr>
+      </w:pPr>
+    </w:p>
+    <w:p>
+      <w:pPr>
+        <w:rPr>
+          <w:rFonts w:hint="eastAsia"/>
+          <w:lang w:val="en-US" w:eastAsia="zh-CN"/>
+        </w:rPr>
+      </w:pPr>
+      <w:r>
+        <w:rPr>
+          <w:rFonts w:hint="eastAsia"/>
+          <w:lang w:val="en-US" w:eastAsia="zh-CN"/>
+        </w:rPr>
+        <w:t>然后在地图上放一个PlayerStart</w:t>
+      </w:r>
+    </w:p>
+    <w:p>
+      <w:pPr>
+        <w:rPr>
+          <w:rFonts w:hint="eastAsia"/>
+          <w:lang w:val="en-US" w:eastAsia="zh-CN"/>
+        </w:rPr>
+      </w:pPr>
+      <w:r>
+        <w:rPr>
+          <w:rFonts w:hint="eastAsia"/>
+          <w:lang w:val="en-US" w:eastAsia="zh-CN"/>
+        </w:rPr>
+        <w:t>然后开始游戏，就会出现Aura了。但是没有Camera和SpringArm</w:t>
+      </w:r>
+    </w:p>
+    <w:p>
+      <w:pPr>
+        <w:rPr>
+          <w:rFonts w:hint="default"/>
+          <w:lang w:val="en-US" w:eastAsia="zh-CN"/>
+        </w:rPr>
+      </w:pPr>
+      <w:r>
+        <w:rPr>
+          <w:rFonts w:hint="eastAsia"/>
+          <w:lang w:val="en-US" w:eastAsia="zh-CN"/>
+        </w:rPr>
+        <w:t>在BP_Aura中加上弹簧臂和摄像机</w:t>
+      </w:r>
       <w:bookmarkStart w:id="0" w:name="_GoBack"/>
       <w:bookmarkEnd w:id="0"/>
+    </w:p>
+    <w:p>
+      <w:pPr>
+        <w:rPr>
+          <w:rFonts w:hint="eastAsia"/>
+          <w:lang w:val="en-US" w:eastAsia="zh-CN"/>
+        </w:rPr>
+      </w:pPr>
+    </w:p>
+    <w:p>
+      <w:pPr>
+        <w:rPr>
+          <w:rFonts w:hint="eastAsia"/>
+          <w:lang w:val="en-US" w:eastAsia="zh-CN"/>
+        </w:rPr>
+      </w:pPr>
+    </w:p>
+    <w:p>
+      <w:pPr>
+        <w:rPr>
+          <w:rFonts w:hint="eastAsia"/>
+          <w:lang w:val="en-US" w:eastAsia="zh-CN"/>
+        </w:rPr>
+      </w:pPr>
+    </w:p>
+    <w:p>
+      <w:pPr>
+        <w:rPr>
+          <w:rFonts w:hint="eastAsia"/>
+          <w:lang w:val="en-US" w:eastAsia="zh-CN"/>
+        </w:rPr>
+      </w:pPr>
+    </w:p>
+    <w:p>
+      <w:pPr>
+        <w:rPr>
+          <w:rFonts w:hint="eastAsia"/>
+          <w:lang w:val="en-US" w:eastAsia="zh-CN"/>
+        </w:rPr>
+      </w:pPr>
+    </w:p>
+    <w:p>
+      <w:pPr>
+        <w:rPr>
+          <w:rFonts w:hint="eastAsia"/>
+          <w:lang w:val="en-US" w:eastAsia="zh-CN"/>
+        </w:rPr>
+      </w:pPr>
+    </w:p>
+    <w:p>
+      <w:pPr>
+        <w:rPr>
+          <w:rFonts w:hint="eastAsia"/>
+          <w:lang w:val="en-US" w:eastAsia="zh-CN"/>
+        </w:rPr>
+      </w:pPr>
+    </w:p>
+    <w:p>
+      <w:pPr>
+        <w:rPr>
+          <w:rFonts w:hint="eastAsia"/>
+          <w:lang w:val="en-US" w:eastAsia="zh-CN"/>
+        </w:rPr>
+      </w:pPr>
+    </w:p>
+    <w:p>
+      <w:pPr>
+        <w:rPr>
+          <w:rFonts w:hint="eastAsia"/>
+          <w:lang w:val="en-US" w:eastAsia="zh-CN"/>
+        </w:rPr>
+      </w:pPr>
+    </w:p>
+    <w:p>
+      <w:pPr>
+        <w:rPr>
+          <w:rFonts w:hint="eastAsia"/>
+          <w:lang w:val="en-US" w:eastAsia="zh-CN"/>
+        </w:rPr>
+      </w:pPr>
+    </w:p>
+    <w:p>
+      <w:pPr>
+        <w:rPr>
+          <w:rFonts w:hint="default"/>
+          <w:lang w:val="en-US" w:eastAsia="zh-CN"/>
+        </w:rPr>
+      </w:pPr>
     </w:p>
     <w:sectPr>
       <w:pgSz w:w="11906" w:h="16838"/>
@@ -155,8 +334,8 @@
     <w:lsdException w:unhideWhenUsed="0" w:uiPriority="0" w:semiHidden="0" w:name="Body Text Indent 2"/>
     <w:lsdException w:unhideWhenUsed="0" w:uiPriority="0" w:semiHidden="0" w:name="Body Text Indent 3"/>
     <w:lsdException w:unhideWhenUsed="0" w:uiPriority="0" w:semiHidden="0" w:name="Block Text"/>
-    <w:lsdException w:unhideWhenUsed="0" w:uiPriority="0" w:semiHidden="0" w:name="Hyperlink"/>
-    <w:lsdException w:unhideWhenUsed="0" w:uiPriority="0" w:semiHidden="0" w:name="FollowedHyperlink"/>
+    <w:lsdException w:qFormat="1" w:unhideWhenUsed="0" w:uiPriority="0" w:semiHidden="0" w:name="Hyperlink"/>
+    <w:lsdException w:qFormat="1" w:unhideWhenUsed="0" w:uiPriority="0" w:semiHidden="0" w:name="FollowedHyperlink"/>
     <w:lsdException w:qFormat="1" w:unhideWhenUsed="0" w:uiPriority="0" w:semiHidden="0" w:name="Strong"/>
     <w:lsdException w:qFormat="1" w:unhideWhenUsed="0" w:uiPriority="0" w:semiHidden="0" w:name="Emphasis"/>
     <w:lsdException w:unhideWhenUsed="0" w:uiPriority="0" w:semiHidden="0" w:name="Document Map"/>
@@ -356,8 +535,19 @@
     </w:tblPr>
   </w:style>
   <w:style w:type="character" w:styleId="4">
+    <w:name w:val="FollowedHyperlink"/>
+    <w:basedOn w:val="3"/>
+    <w:qFormat/>
+    <w:uiPriority w:val="0"/>
+    <w:rPr>
+      <w:color w:val="800080"/>
+      <w:u w:val="single"/>
+    </w:rPr>
+  </w:style>
+  <w:style w:type="character" w:styleId="5">
     <w:name w:val="Hyperlink"/>
     <w:basedOn w:val="3"/>
+    <w:qFormat/>
     <w:uiPriority w:val="0"/>
     <w:rPr>
       <w:color w:val="0000FF"/>
